--- a/Présentation.docx
+++ b/Présentation.docx
@@ -49,7 +49,7 @@
           <w:sz w:val="48"/>
           <w:szCs w:val="48"/>
         </w:rPr>
-        <w:t>Travail de session</w:t>
+        <w:t>Laboratoire #2</w:t>
       </w:r>
       <w:r>
         <w:rPr>
@@ -66,7 +66,14 @@
           <w:sz w:val="40"/>
           <w:szCs w:val="40"/>
         </w:rPr>
-        <w:t>Laboratoire VR 2</w:t>
+        <w:t>Conception VR et Interaction</w:t>
+      </w:r>
+      <w:r>
+        <w:rPr>
+          <w:sz w:val="40"/>
+          <w:szCs w:val="40"/>
+        </w:rPr>
+        <w:t>s</w:t>
       </w:r>
     </w:p>
     <w:p>
@@ -247,10 +254,35 @@
         </w:sectPr>
       </w:pPr>
     </w:p>
-    <w:p/>
+    <w:p>
+      <w:r>
+        <w:lastRenderedPageBreak/>
+        <w:t xml:space="preserve">Lien Github : </w:t>
+      </w:r>
+      <w:hyperlink r:id="rId6" w:history="1">
+        <w:r>
+          <w:rPr>
+            <w:rStyle w:val="Lienhypertexte"/>
+          </w:rPr>
+          <w:t>https://github.com/OlivierNadeau-0100100</w:t>
+        </w:r>
+        <w:r>
+          <w:rPr>
+            <w:rStyle w:val="Lienhypertexte"/>
+          </w:rPr>
+          <w:t>0</w:t>
+        </w:r>
+        <w:r>
+          <w:rPr>
+            <w:rStyle w:val="Lienhypertexte"/>
+          </w:rPr>
+          <w:t>0100010101001100/LAB2VR_Nadeau_Pratte.git</w:t>
+        </w:r>
+      </w:hyperlink>
+    </w:p>
     <w:p/>
     <w:sectPr>
-      <w:footerReference w:type="default" r:id="rId6"/>
+      <w:footerReference w:type="default" r:id="rId7"/>
       <w:pgSz w:w="12240" w:h="15840"/>
       <w:pgMar w:top="1418" w:right="1418" w:bottom="1418" w:left="1418" w:header="709" w:footer="709" w:gutter="0"/>
       <w:cols w:space="708"/>
@@ -1289,6 +1321,41 @@
       <w:sz w:val="24"/>
     </w:rPr>
   </w:style>
+  <w:style w:type="character" w:styleId="Lienhypertexte">
+    <w:name w:val="Hyperlink"/>
+    <w:basedOn w:val="Policepardfaut"/>
+    <w:uiPriority w:val="99"/>
+    <w:unhideWhenUsed/>
+    <w:rsid w:val="00A8118D"/>
+    <w:rPr>
+      <w:color w:val="0563C1" w:themeColor="hyperlink"/>
+      <w:u w:val="single"/>
+    </w:rPr>
+  </w:style>
+  <w:style w:type="character" w:styleId="Mentionnonrsolue">
+    <w:name w:val="Unresolved Mention"/>
+    <w:basedOn w:val="Policepardfaut"/>
+    <w:uiPriority w:val="99"/>
+    <w:semiHidden/>
+    <w:unhideWhenUsed/>
+    <w:rsid w:val="00A8118D"/>
+    <w:rPr>
+      <w:color w:val="605E5C"/>
+      <w:shd w:val="clear" w:color="auto" w:fill="E1DFDD"/>
+    </w:rPr>
+  </w:style>
+  <w:style w:type="character" w:styleId="Lienhypertextesuivivisit">
+    <w:name w:val="FollowedHyperlink"/>
+    <w:basedOn w:val="Policepardfaut"/>
+    <w:uiPriority w:val="99"/>
+    <w:semiHidden/>
+    <w:unhideWhenUsed/>
+    <w:rsid w:val="00A8118D"/>
+    <w:rPr>
+      <w:color w:val="954F72" w:themeColor="followedHyperlink"/>
+      <w:u w:val="single"/>
+    </w:rPr>
+  </w:style>
 </w:styles>
 </file>
 
